--- a/playbook/editable/1-START-HERE.docx
+++ b/playbook/editable/1-START-HERE.docx
@@ -914,7 +914,68 @@
     <w:p/>
     <w:p>
       <w:r>
-        <w:t>Open any of these in TextEdit. They are plain text files, so edit them whenever something changes.</w:t>
+        <w:rPr>
+          <w:b/>
+        </w:rPr>
+        <w:t>Do not open the playbook sheets in TextEdit.</w:t>
+      </w:r>
+      <w:r>
+        <w:t xml:space="preserve"> They will look like a wall of plain text with symbols everywhere, because that version is written for Claude to read, not for you.</w:t>
+      </w:r>
+    </w:p>
+    <w:p>
+      <w:r>
+        <w:t xml:space="preserve">To read one, open the PDF in </w:t>
+      </w:r>
+      <w:r>
+        <w:rPr>
+          <w:rFonts w:ascii="Menlo" w:hAnsi="Menlo"/>
+        </w:rPr>
+        <w:t>playbook/pdf/</w:t>
+      </w:r>
+      <w:r>
+        <w:t xml:space="preserve">. To type into one, open the Word version in </w:t>
+      </w:r>
+      <w:r>
+        <w:rPr>
+          <w:rFonts w:ascii="Menlo" w:hAnsi="Menlo"/>
+        </w:rPr>
+        <w:t>playbook/editable/</w:t>
+      </w:r>
+      <w:r>
+        <w:t xml:space="preserve"> with </w:t>
+      </w:r>
+      <w:r>
+        <w:rPr>
+          <w:b/>
+        </w:rPr>
+        <w:t>Pages</w:t>
+      </w:r>
+      <w:r>
+        <w:t>. See the section at the bottom of this sheet.</w:t>
+      </w:r>
+    </w:p>
+    <w:p>
+      <w:r>
+        <w:t xml:space="preserve">The </w:t>
+      </w:r>
+      <w:r>
+        <w:rPr>
+          <w:rFonts w:ascii="Menlo" w:hAnsi="Menlo"/>
+        </w:rPr>
+        <w:t>.csv</w:t>
+      </w:r>
+      <w:r>
+        <w:t xml:space="preserve"> files are the exception. Those are spreadsheets, so open them in </w:t>
+      </w:r>
+      <w:r>
+        <w:rPr>
+          <w:b/>
+        </w:rPr>
+        <w:t>Numbers</w:t>
+      </w:r>
+      <w:r>
+        <w:t>, which is also already on the Mac.</w:t>
       </w:r>
     </w:p>
     <w:p>
@@ -1355,7 +1416,7 @@
           </w:tcPr>
           <w:p>
             <w:r>
-              <w:t>For printing and taping up</w:t>
+              <w:t>For reading and printing</w:t>
             </w:r>
           </w:p>
         </w:tc>
@@ -1454,6 +1515,49 @@
       </w:tr>
     </w:tbl>
     <w:p/>
+    <w:p>
+      <w:r>
+        <w:rPr>
+          <w:b/>
+        </w:rPr>
+        <w:t>First time opening one from `editable/`:</w:t>
+      </w:r>
+      <w:r>
+        <w:t xml:space="preserve"> double-click it. If it opens in TextEdit and looks wrong, right-click the file → </w:t>
+      </w:r>
+      <w:r>
+        <w:rPr>
+          <w:b/>
+        </w:rPr>
+        <w:t>Open With</w:t>
+      </w:r>
+      <w:r>
+        <w:t xml:space="preserve"> → </w:t>
+      </w:r>
+      <w:r>
+        <w:rPr>
+          <w:b/>
+        </w:rPr>
+        <w:t>Pages</w:t>
+      </w:r>
+      <w:r>
+        <w:t xml:space="preserve">, then check </w:t>
+      </w:r>
+      <w:r>
+        <w:rPr>
+          <w:b/>
+        </w:rPr>
+        <w:t>Always Open With</w:t>
+      </w:r>
+      <w:r>
+        <w:t xml:space="preserve"> so it remembers.</w:t>
+      </w:r>
+    </w:p>
+    <w:p>
+      <w:r>
+        <w:t>You do not need Microsoft Word. Pages is free, already installed, and opens these fine. If you happen to have Word already, that works too. Either way, print straight from the app when you are done.</w:t>
+      </w:r>
+    </w:p>
     <w:p>
       <w:r>
         <w:rPr>

--- a/playbook/editable/1-START-HERE.docx
+++ b/playbook/editable/1-START-HERE.docx
@@ -314,16 +314,22 @@
     </w:p>
     <w:p>
       <w:r>
-        <w:t xml:space="preserve">The </w:t>
+        <w:rPr>
+          <w:b/>
+        </w:rPr>
+        <w:t>Do not skip the `setup.sh` part.</w:t>
+      </w:r>
+      <w:r>
+        <w:t xml:space="preserve"> iPhone photos are HEIC files, and without that step nothing on the computer can read them, so </w:t>
       </w:r>
       <w:r>
         <w:rPr>
           <w:rFonts w:ascii="Menlo" w:hAnsi="Menlo"/>
         </w:rPr>
-        <w:t>setup.sh</w:t>
+        <w:t>/photos</w:t>
       </w:r>
       <w:r>
-        <w:t xml:space="preserve"> part is optional. Skip it and everything below still works. It only adds the PDF builder and the backup poster maker.</w:t>
+        <w:t xml:space="preserve"> will not be able to see what your pictures are. It also adds the PDF builder and the backup poster maker.</w:t>
       </w:r>
     </w:p>
     <w:p>
